--- a/documents/初三/2012届-上海市松江区-初三二模数学-试卷及参考答案/word/normalized.docx
+++ b/documents/初三/2012届-上海市松江区-初三二模数学-试卷及参考答案/word/normalized.docx
@@ -8,12 +8,7 @@
         <w:spacing w:lineRule="auto" w:line="360"/>
         <w:ind w:hangingChars="130" w:startChars="0" w:start="0" w:endChars="0" w:end="0"/>
         <w:jc w:val="center"/>
-        <w:rPr>
-          <w:rFonts w:ascii="Times New Roman" w:hAnsi="Times New Roman" w:eastAsia="新宋体" w:cs="Times New Roman" w:hint="eastAsia"/>
-          <w:b/>
-          <w:sz w:val="30"/>
-          <w:szCs w:val="30"/>
-        </w:rPr>
+        <w:rPr/>
       </w:pPr>
       <w:r>
         <w:rPr>
@@ -39,12 +34,7 @@
         <w:pStyle w:val="Normal"/>
         <w:spacing w:lineRule="auto" w:line="360"/>
         <w:ind w:hangingChars="130" w:startChars="0" w:start="0" w:endChars="0" w:end="0"/>
-        <w:rPr>
-          <w:rFonts w:ascii="Times New Roman" w:hAnsi="Times New Roman" w:eastAsia="新宋体" w:cs="Times New Roman" w:hint="eastAsia"/>
-          <w:b/>
-          <w:sz w:val="24"/>
-          <w:szCs w:val="24"/>
-        </w:rPr>
+        <w:rPr/>
       </w:pPr>
       <w:r>
         <w:rPr>
@@ -115,11 +105,7 @@
         <w:pStyle w:val="Normal"/>
         <w:spacing w:lineRule="auto" w:line="360"/>
         <w:ind w:hangingChars="130" w:startChars="0" w:start="0" w:endChars="0" w:end="0"/>
-        <w:rPr>
-          <w:rFonts w:ascii="Times New Roman" w:hAnsi="Times New Roman" w:eastAsia="新宋体" w:cs="Times New Roman" w:hint="eastAsia"/>
-          <w:sz w:val="24"/>
-          <w:szCs w:val="24"/>
-        </w:rPr>
+        <w:rPr/>
       </w:pPr>
       <w:r>
         <w:rPr>
@@ -434,11 +420,7 @@
         <w:pStyle w:val="Normal"/>
         <w:spacing w:lineRule="auto" w:line="360"/>
         <w:ind w:hangingChars="130" w:startChars="0" w:start="0" w:endChars="0" w:end="0"/>
-        <w:rPr>
-          <w:rFonts w:ascii="Times New Roman" w:hAnsi="Times New Roman" w:eastAsia="新宋体" w:cs="Times New Roman" w:hint="eastAsia"/>
-          <w:sz w:val="24"/>
-          <w:szCs w:val="24"/>
-        </w:rPr>
+        <w:rPr/>
       </w:pPr>
       <w:r>
         <w:rPr>
@@ -1747,11 +1729,7 @@
         <w:pStyle w:val="Normal"/>
         <w:spacing w:lineRule="auto" w:line="360"/>
         <w:ind w:hangingChars="130" w:startChars="0" w:start="0" w:endChars="0" w:end="0"/>
-        <w:rPr>
-          <w:rFonts w:ascii="Times New Roman" w:hAnsi="Times New Roman" w:eastAsia="新宋体" w:cs="Times New Roman" w:hint="eastAsia"/>
-          <w:sz w:val="24"/>
-          <w:szCs w:val="24"/>
-        </w:rPr>
+        <w:rPr/>
       </w:pPr>
       <w:r>
         <w:rPr>
@@ -1879,11 +1857,7 @@
         <w:spacing w:lineRule="auto" w:line="360"/>
         <w:ind w:firstLineChars="130" w:startChars="0" w:start="0" w:endChars="0" w:end="0"/>
         <w:jc w:val="start"/>
-        <w:rPr>
-          <w:rFonts w:ascii="Times New Roman" w:hAnsi="Times New Roman" w:eastAsia="新宋体" w:cs="Times New Roman" w:hint="eastAsia"/>
-          <w:sz w:val="24"/>
-          <w:szCs w:val="24"/>
-        </w:rPr>
+        <w:rPr/>
       </w:pPr>
       <w:r>
         <w:rPr>
@@ -3657,11 +3631,7 @@
         <w:pStyle w:val="Normal"/>
         <w:spacing w:lineRule="auto" w:line="360"/>
         <w:ind w:hangingChars="130" w:startChars="0" w:start="0" w:endChars="0" w:end="0"/>
-        <w:rPr>
-          <w:rFonts w:ascii="Times New Roman" w:hAnsi="Times New Roman" w:eastAsia="新宋体" w:cs="Times New Roman" w:hint="eastAsia"/>
-          <w:sz w:val="24"/>
-          <w:szCs w:val="24"/>
-        </w:rPr>
+        <w:rPr/>
       </w:pPr>
       <w:r>
         <w:rPr>
@@ -3894,11 +3864,7 @@
         <w:pStyle w:val="Normal"/>
         <w:spacing w:lineRule="auto" w:line="360"/>
         <w:ind w:hangingChars="130" w:startChars="0" w:start="0" w:endChars="0" w:end="0"/>
-        <w:rPr>
-          <w:rFonts w:ascii="Times New Roman" w:hAnsi="Times New Roman" w:eastAsia="新宋体" w:cs="Times New Roman" w:hint="eastAsia"/>
-          <w:sz w:val="24"/>
-          <w:szCs w:val="24"/>
-        </w:rPr>
+        <w:rPr/>
       </w:pPr>
       <w:r>
         <w:rPr>
@@ -4041,12 +4007,7 @@
         <w:pStyle w:val="Normal"/>
         <w:spacing w:lineRule="auto" w:line="360"/>
         <w:ind w:hangingChars="130" w:startChars="0" w:start="0" w:endChars="0" w:end="0"/>
-        <w:rPr>
-          <w:rFonts w:ascii="Times New Roman" w:hAnsi="Times New Roman" w:eastAsia="新宋体" w:cs="Times New Roman" w:hint="eastAsia"/>
-          <w:b/>
-          <w:sz w:val="24"/>
-          <w:szCs w:val="24"/>
-        </w:rPr>
+        <w:rPr/>
       </w:pPr>
       <w:r>
         <w:rPr>
@@ -4598,11 +4559,7 @@
         <w:pStyle w:val="Normal"/>
         <w:spacing w:lineRule="auto" w:line="360"/>
         <w:ind w:hangingChars="130" w:startChars="0" w:start="0" w:endChars="0" w:end="0"/>
-        <w:rPr>
-          <w:rFonts w:ascii="Times New Roman" w:hAnsi="Times New Roman" w:eastAsia="新宋体" w:cs="Times New Roman" w:hint="eastAsia"/>
-          <w:sz w:val="24"/>
-          <w:szCs w:val="24"/>
-        </w:rPr>
+        <w:rPr/>
       </w:pPr>
       <w:r>
         <w:rPr>
@@ -4656,11 +4613,7 @@
         <w:pStyle w:val="Normal"/>
         <w:spacing w:lineRule="auto" w:line="360"/>
         <w:ind w:hangingChars="130" w:startChars="0" w:start="0" w:endChars="0" w:end="0"/>
-        <w:rPr>
-          <w:rFonts w:ascii="Times New Roman" w:hAnsi="Times New Roman" w:eastAsia="新宋体" w:cs="Times New Roman" w:hint="eastAsia"/>
-          <w:sz w:val="24"/>
-          <w:szCs w:val="24"/>
-        </w:rPr>
+        <w:rPr/>
       </w:pPr>
       <w:r>
         <w:rPr>
@@ -4944,11 +4897,7 @@
         <w:pStyle w:val="Normal"/>
         <w:spacing w:lineRule="auto" w:line="360"/>
         <w:ind w:hangingChars="130" w:startChars="0" w:start="0" w:endChars="0" w:end="0"/>
-        <w:rPr>
-          <w:rFonts w:ascii="Times New Roman" w:hAnsi="Times New Roman" w:eastAsia="新宋体" w:cs="Times New Roman" w:hint="eastAsia"/>
-          <w:sz w:val="24"/>
-          <w:szCs w:val="24"/>
-        </w:rPr>
+        <w:rPr/>
       </w:pPr>
       <w:r>
         <w:rPr>
@@ -5453,11 +5402,7 @@
         <w:pStyle w:val="Normal"/>
         <w:spacing w:lineRule="auto" w:line="360"/>
         <w:ind w:hangingChars="130" w:startChars="0" w:start="0" w:endChars="0" w:end="0"/>
-        <w:rPr>
-          <w:rFonts w:ascii="Times New Roman" w:hAnsi="Times New Roman" w:eastAsia="新宋体" w:cs="Times New Roman" w:hint="eastAsia"/>
-          <w:sz w:val="24"/>
-          <w:szCs w:val="24"/>
-        </w:rPr>
+        <w:rPr/>
       </w:pPr>
       <w:r>
         <w:rPr>
@@ -5780,11 +5725,7 @@
         <w:pStyle w:val="Normal"/>
         <w:spacing w:lineRule="auto" w:line="360"/>
         <w:ind w:hangingChars="130" w:startChars="0" w:start="0" w:endChars="0" w:end="0"/>
-        <w:rPr>
-          <w:rFonts w:ascii="Times New Roman" w:hAnsi="Times New Roman" w:eastAsia="新宋体" w:cs="Times New Roman" w:hint="eastAsia"/>
-          <w:sz w:val="24"/>
-          <w:szCs w:val="24"/>
-        </w:rPr>
+        <w:rPr/>
       </w:pPr>
       <w:r>
         <w:rPr>
@@ -6212,11 +6153,7 @@
         <w:pStyle w:val="Normal"/>
         <w:spacing w:lineRule="auto" w:line="360"/>
         <w:ind w:hangingChars="130" w:startChars="0" w:start="0" w:endChars="0" w:end="0"/>
-        <w:rPr>
-          <w:rFonts w:ascii="Times New Roman" w:hAnsi="Times New Roman" w:eastAsia="新宋体" w:cs="Times New Roman" w:hint="eastAsia"/>
-          <w:sz w:val="24"/>
-          <w:szCs w:val="24"/>
-        </w:rPr>
+        <w:rPr/>
       </w:pPr>
       <w:r>
         <w:rPr>
@@ -7108,11 +7045,7 @@
         <w:pStyle w:val="Normal"/>
         <w:spacing w:lineRule="auto" w:line="360"/>
         <w:ind w:hangingChars="130" w:startChars="0" w:start="0" w:endChars="0" w:end="0"/>
-        <w:rPr>
-          <w:rFonts w:ascii="Times New Roman" w:hAnsi="Times New Roman" w:eastAsia="新宋体" w:cs="Times New Roman" w:hint="eastAsia"/>
-          <w:sz w:val="24"/>
-          <w:szCs w:val="24"/>
-        </w:rPr>
+        <w:rPr/>
       </w:pPr>
       <w:r>
         <w:rPr>
@@ -7183,12 +7116,7 @@
         <w:spacing w:lineRule="auto" w:line="360"/>
         <w:ind w:hangingChars="130" w:startChars="0" w:start="0" w:endChars="0" w:end="0"/>
         <w:jc w:val="center"/>
-        <w:rPr>
-          <w:rFonts w:ascii="Times New Roman" w:hAnsi="Times New Roman" w:eastAsia="新宋体" w:cs="Times New Roman" w:hint="eastAsia"/>
-          <w:b/>
-          <w:sz w:val="34"/>
-          <w:szCs w:val="34"/>
-        </w:rPr>
+        <w:rPr/>
       </w:pPr>
       <w:r>
         <w:rPr>
@@ -7215,12 +7143,7 @@
         <w:spacing w:lineRule="auto" w:line="360"/>
         <w:ind w:hangingChars="130" w:startChars="0" w:start="0" w:endChars="0" w:end="0"/>
         <w:jc w:val="center"/>
-        <w:rPr>
-          <w:rFonts w:ascii="Times New Roman" w:hAnsi="Times New Roman" w:eastAsia="新宋体" w:cs="Times New Roman" w:hint="eastAsia"/>
-          <w:b/>
-          <w:sz w:val="16"/>
-          <w:szCs w:val="16"/>
-        </w:rPr>
+        <w:rPr/>
       </w:pPr>
       <w:r>
         <w:rPr>
@@ -7237,12 +7160,7 @@
         <w:pStyle w:val="Normal"/>
         <w:spacing w:lineRule="auto" w:line="360"/>
         <w:ind w:hangingChars="130" w:startChars="0" w:start="0" w:endChars="0" w:end="0"/>
-        <w:rPr>
-          <w:rFonts w:ascii="Times New Roman" w:hAnsi="Times New Roman" w:eastAsia="新宋体" w:cs="Times New Roman" w:hint="eastAsia"/>
-          <w:b/>
-          <w:sz w:val="24"/>
-          <w:szCs w:val="24"/>
-        </w:rPr>
+        <w:rPr/>
       </w:pPr>
       <w:r>
         <w:rPr>
@@ -8373,11 +8291,7 @@
         <w:pStyle w:val="Normal"/>
         <w:spacing w:lineRule="auto" w:line="360"/>
         <w:ind w:hangingChars="130" w:startChars="0" w:start="0" w:endChars="0" w:end="0"/>
-        <w:rPr>
-          <w:rFonts w:ascii="Times New Roman" w:hAnsi="Times New Roman" w:eastAsia="新宋体" w:cs="Times New Roman" w:hint="eastAsia"/>
-          <w:sz w:val="24"/>
-          <w:szCs w:val="24"/>
-        </w:rPr>
+        <w:rPr/>
       </w:pPr>
       <w:r>
         <w:rPr>
@@ -10775,11 +10689,7 @@
         <w:pStyle w:val="Normal"/>
         <w:spacing w:lineRule="auto" w:line="360"/>
         <w:ind w:hangingChars="130" w:startChars="0" w:start="0" w:endChars="0" w:end="0"/>
-        <w:rPr>
-          <w:rFonts w:ascii="Times New Roman" w:hAnsi="Times New Roman" w:eastAsia="新宋体" w:cs="Times New Roman" w:hint="eastAsia"/>
-          <w:sz w:val="24"/>
-          <w:szCs w:val="24"/>
-        </w:rPr>
+        <w:rPr/>
       </w:pPr>
       <w:r>
         <w:rPr>
@@ -12039,11 +11949,7 @@
         <w:pStyle w:val="Normal"/>
         <w:spacing w:lineRule="auto" w:line="360"/>
         <w:ind w:hangingChars="130" w:startChars="0" w:start="0" w:endChars="0" w:end="0"/>
-        <w:rPr>
-          <w:rFonts w:ascii="Times New Roman" w:hAnsi="Times New Roman" w:eastAsia="新宋体" w:cs="Times New Roman" w:hint="eastAsia"/>
-          <w:sz w:val="24"/>
-          <w:szCs w:val="24"/>
-        </w:rPr>
+        <w:rPr/>
       </w:pPr>
       <w:r>
         <w:rPr>
@@ -12122,11 +12028,7 @@
         <w:pStyle w:val="Normal"/>
         <w:spacing w:lineRule="auto" w:line="360"/>
         <w:ind w:hangingChars="130" w:startChars="0" w:start="0" w:endChars="0" w:end="0"/>
-        <w:rPr>
-          <w:rFonts w:ascii="Times New Roman" w:hAnsi="Times New Roman" w:eastAsia="新宋体" w:cs="Times New Roman" w:hint="eastAsia"/>
-          <w:sz w:val="24"/>
-          <w:szCs w:val="24"/>
-        </w:rPr>
+        <w:rPr/>
       </w:pPr>
       <w:r>
         <w:rPr>
@@ -12254,11 +12156,7 @@
         <w:spacing w:lineRule="auto" w:line="360"/>
         <w:ind w:firstLineChars="130" w:startChars="0" w:start="0" w:endChars="0" w:end="0"/>
         <w:jc w:val="start"/>
-        <w:rPr>
-          <w:rFonts w:ascii="Times New Roman" w:hAnsi="Times New Roman" w:eastAsia="新宋体" w:cs="Times New Roman" w:hint="eastAsia"/>
-          <w:sz w:val="24"/>
-          <w:szCs w:val="24"/>
-        </w:rPr>
+        <w:rPr/>
       </w:pPr>
       <w:r>
         <w:rPr>
@@ -15974,11 +15872,7 @@
         <w:pStyle w:val="Normal"/>
         <w:spacing w:lineRule="auto" w:line="360"/>
         <w:ind w:hangingChars="130" w:startChars="0" w:start="0" w:endChars="0" w:end="0"/>
-        <w:rPr>
-          <w:rFonts w:ascii="Times New Roman" w:hAnsi="Times New Roman" w:eastAsia="新宋体" w:cs="Times New Roman" w:hint="eastAsia"/>
-          <w:sz w:val="24"/>
-          <w:szCs w:val="24"/>
-        </w:rPr>
+        <w:rPr/>
       </w:pPr>
       <w:r>
         <w:rPr>
@@ -16960,11 +16854,7 @@
         <w:pStyle w:val="Normal"/>
         <w:spacing w:lineRule="auto" w:line="360"/>
         <w:ind w:hangingChars="130" w:startChars="0" w:start="0" w:endChars="0" w:end="0"/>
-        <w:rPr>
-          <w:rFonts w:ascii="Times New Roman" w:hAnsi="Times New Roman" w:eastAsia="新宋体" w:cs="Times New Roman" w:hint="eastAsia"/>
-          <w:sz w:val="24"/>
-          <w:szCs w:val="24"/>
-        </w:rPr>
+        <w:rPr/>
       </w:pPr>
       <w:r>
         <w:rPr>
@@ -17893,11 +17783,7 @@
         <w:pStyle w:val="Normal"/>
         <w:spacing w:lineRule="auto" w:line="360"/>
         <w:ind w:hangingChars="130" w:startChars="0" w:start="0" w:endChars="0" w:end="0"/>
-        <w:rPr>
-          <w:rFonts w:ascii="Times New Roman" w:hAnsi="Times New Roman" w:eastAsia="新宋体" w:cs="Times New Roman" w:hint="eastAsia"/>
-          <w:sz w:val="24"/>
-          <w:szCs w:val="24"/>
-        </w:rPr>
+        <w:rPr/>
       </w:pPr>
       <w:r>
         <w:rPr>
@@ -18749,11 +18635,7 @@
         <w:pStyle w:val="Normal"/>
         <w:spacing w:lineRule="auto" w:line="360"/>
         <w:ind w:hangingChars="130" w:startChars="0" w:start="0" w:endChars="0" w:end="0"/>
-        <w:rPr>
-          <w:rFonts w:ascii="Times New Roman" w:hAnsi="Times New Roman" w:eastAsia="新宋体" w:cs="Times New Roman" w:hint="eastAsia"/>
-          <w:sz w:val="24"/>
-          <w:szCs w:val="24"/>
-        </w:rPr>
+        <w:rPr/>
       </w:pPr>
       <w:r>
         <w:rPr>
@@ -19153,11 +19035,7 @@
         <w:pStyle w:val="Normal"/>
         <w:spacing w:lineRule="auto" w:line="360"/>
         <w:ind w:hangingChars="130" w:startChars="0" w:start="0" w:endChars="0" w:end="0"/>
-        <w:rPr>
-          <w:rFonts w:ascii="Times New Roman" w:hAnsi="Times New Roman" w:eastAsia="新宋体" w:cs="Times New Roman" w:hint="eastAsia"/>
-          <w:sz w:val="24"/>
-          <w:szCs w:val="24"/>
-        </w:rPr>
+        <w:rPr/>
       </w:pPr>
       <w:r>
         <w:rPr>
@@ -21057,11 +20935,7 @@
         <w:pStyle w:val="Normal"/>
         <w:spacing w:lineRule="auto" w:line="360"/>
         <w:ind w:hangingChars="130" w:startChars="0" w:start="0" w:endChars="0" w:end="0"/>
-        <w:rPr>
-          <w:rFonts w:ascii="Times New Roman" w:hAnsi="Times New Roman" w:eastAsia="新宋体" w:cs="Times New Roman" w:hint="eastAsia"/>
-          <w:sz w:val="24"/>
-          <w:szCs w:val="24"/>
-        </w:rPr>
+        <w:rPr/>
       </w:pPr>
       <w:r>
         <w:rPr>
@@ -22262,11 +22136,7 @@
         <w:pStyle w:val="Normal"/>
         <w:spacing w:lineRule="auto" w:line="360"/>
         <w:ind w:hangingChars="130" w:startChars="0" w:start="0" w:endChars="0" w:end="0"/>
-        <w:rPr>
-          <w:rFonts w:ascii="Times New Roman" w:hAnsi="Times New Roman" w:eastAsia="新宋体" w:cs="Times New Roman" w:hint="eastAsia"/>
-          <w:sz w:val="24"/>
-          <w:szCs w:val="24"/>
-        </w:rPr>
+        <w:rPr/>
       </w:pPr>
       <w:r>
         <w:rPr>
@@ -23840,11 +23710,7 @@
         <w:pStyle w:val="Normal"/>
         <w:spacing w:lineRule="auto" w:line="360"/>
         <w:ind w:hangingChars="130" w:startChars="0" w:start="0" w:endChars="0" w:end="0"/>
-        <w:rPr>
-          <w:rFonts w:ascii="Times New Roman" w:hAnsi="Times New Roman" w:eastAsia="新宋体" w:cs="Times New Roman" w:hint="eastAsia"/>
-          <w:sz w:val="24"/>
-          <w:szCs w:val="24"/>
-        </w:rPr>
+        <w:rPr/>
       </w:pPr>
       <w:r>
         <w:rPr>
@@ -23923,12 +23789,7 @@
         <w:pStyle w:val="Normal"/>
         <w:spacing w:lineRule="auto" w:line="360"/>
         <w:ind w:hangingChars="130" w:startChars="0" w:start="0" w:endChars="0" w:end="0"/>
-        <w:rPr>
-          <w:rFonts w:ascii="Times New Roman" w:hAnsi="Times New Roman" w:eastAsia="新宋体" w:cs="Times New Roman" w:hint="eastAsia"/>
-          <w:b/>
-          <w:sz w:val="24"/>
-          <w:szCs w:val="24"/>
-        </w:rPr>
+        <w:rPr/>
       </w:pPr>
       <w:r>
         <w:rPr>
@@ -26061,11 +25922,7 @@
         <w:pStyle w:val="Normal"/>
         <w:spacing w:lineRule="auto" w:line="360"/>
         <w:ind w:hangingChars="130" w:startChars="0" w:start="0" w:endChars="0" w:end="0"/>
-        <w:rPr>
-          <w:rFonts w:ascii="Times New Roman" w:hAnsi="Times New Roman" w:eastAsia="新宋体" w:cs="Times New Roman" w:hint="eastAsia"/>
-          <w:sz w:val="24"/>
-          <w:szCs w:val="24"/>
-        </w:rPr>
+        <w:rPr/>
       </w:pPr>
       <w:r>
         <w:rPr>
@@ -28630,11 +28487,7 @@
         <w:pStyle w:val="Normal"/>
         <w:spacing w:lineRule="auto" w:line="360"/>
         <w:ind w:hangingChars="130" w:startChars="0" w:start="0" w:endChars="0" w:end="0"/>
-        <w:rPr>
-          <w:rFonts w:ascii="Times New Roman" w:hAnsi="Times New Roman" w:eastAsia="新宋体" w:cs="Times New Roman" w:hint="eastAsia"/>
-          <w:sz w:val="24"/>
-          <w:szCs w:val="24"/>
-        </w:rPr>
+        <w:rPr/>
       </w:pPr>
       <w:r>
         <w:rPr>
@@ -28666,11 +28519,7 @@
         <w:pStyle w:val="Normal"/>
         <w:spacing w:lineRule="auto" w:line="360"/>
         <w:ind w:hangingChars="130" w:startChars="0" w:start="0" w:endChars="0" w:end="0"/>
-        <w:rPr>
-          <w:rFonts w:ascii="Times New Roman" w:hAnsi="Times New Roman" w:eastAsia="新宋体" w:cs="Times New Roman" w:hint="eastAsia"/>
-          <w:sz w:val="24"/>
-          <w:szCs w:val="24"/>
-        </w:rPr>
+        <w:rPr/>
       </w:pPr>
       <w:r>
         <w:rPr>
@@ -28749,11 +28598,7 @@
         <w:pStyle w:val="Normal"/>
         <w:spacing w:lineRule="auto" w:line="360"/>
         <w:ind w:hangingChars="130" w:startChars="0" w:start="0" w:endChars="0" w:end="0"/>
-        <w:rPr>
-          <w:rFonts w:ascii="Times New Roman" w:hAnsi="Times New Roman" w:eastAsia="新宋体" w:cs="Times New Roman" w:hint="eastAsia"/>
-          <w:sz w:val="24"/>
-          <w:szCs w:val="24"/>
-        </w:rPr>
+        <w:rPr/>
       </w:pPr>
       <w:r>
         <w:rPr>
@@ -29109,11 +28954,7 @@
         <w:pStyle w:val="Normal"/>
         <w:spacing w:lineRule="auto" w:line="360"/>
         <w:ind w:hangingChars="130" w:startChars="0" w:start="0" w:endChars="0" w:end="0"/>
-        <w:rPr>
-          <w:rFonts w:ascii="Times New Roman" w:hAnsi="Times New Roman" w:eastAsia="新宋体" w:cs="Times New Roman" w:hint="eastAsia"/>
-          <w:sz w:val="24"/>
-          <w:szCs w:val="24"/>
-        </w:rPr>
+        <w:rPr/>
       </w:pPr>
       <w:r>
         <w:rPr>
@@ -29314,11 +29155,7 @@
         <w:pStyle w:val="Normal"/>
         <w:spacing w:lineRule="auto" w:line="360"/>
         <w:ind w:hangingChars="130" w:startChars="0" w:start="0" w:endChars="0" w:end="0"/>
-        <w:rPr>
-          <w:rFonts w:ascii="Times New Roman" w:hAnsi="Times New Roman" w:eastAsia="新宋体" w:cs="Times New Roman" w:hint="eastAsia"/>
-          <w:sz w:val="24"/>
-          <w:szCs w:val="24"/>
-        </w:rPr>
+        <w:rPr/>
       </w:pPr>
       <w:r>
         <w:rPr>
@@ -29350,11 +29187,7 @@
         <w:pStyle w:val="Normal"/>
         <w:spacing w:lineRule="auto" w:line="360"/>
         <w:ind w:hangingChars="130" w:startChars="0" w:start="0" w:endChars="0" w:end="0"/>
-        <w:rPr>
-          <w:rFonts w:ascii="Times New Roman" w:hAnsi="Times New Roman" w:eastAsia="新宋体" w:cs="Times New Roman" w:hint="eastAsia"/>
-          <w:sz w:val="24"/>
-          <w:szCs w:val="24"/>
-        </w:rPr>
+        <w:rPr/>
       </w:pPr>
       <w:r>
         <w:rPr>
@@ -29402,11 +29235,7 @@
         <w:pStyle w:val="Normal"/>
         <w:spacing w:lineRule="auto" w:line="360"/>
         <w:ind w:hangingChars="130" w:startChars="0" w:start="0" w:endChars="0" w:end="0"/>
-        <w:rPr>
-          <w:rFonts w:ascii="Times New Roman" w:hAnsi="Times New Roman" w:eastAsia="新宋体" w:cs="Times New Roman" w:hint="eastAsia"/>
-          <w:sz w:val="24"/>
-          <w:szCs w:val="24"/>
-        </w:rPr>
+        <w:rPr/>
       </w:pPr>
       <w:r>
         <w:rPr>
@@ -29543,11 +29372,7 @@
         <w:pStyle w:val="Normal"/>
         <w:spacing w:lineRule="auto" w:line="360"/>
         <w:ind w:hangingChars="130" w:startChars="0" w:start="0" w:endChars="0" w:end="0"/>
-        <w:rPr>
-          <w:rFonts w:ascii="Times New Roman" w:hAnsi="Times New Roman" w:eastAsia="新宋体" w:cs="Times New Roman" w:hint="eastAsia"/>
-          <w:sz w:val="24"/>
-          <w:szCs w:val="24"/>
-        </w:rPr>
+        <w:rPr/>
       </w:pPr>
       <w:r>
         <w:rPr>
@@ -29611,11 +29436,7 @@
         <w:pStyle w:val="Normal"/>
         <w:spacing w:lineRule="auto" w:line="360"/>
         <w:ind w:hangingChars="130" w:startChars="0" w:start="0" w:endChars="0" w:end="0"/>
-        <w:rPr>
-          <w:rFonts w:ascii="Times New Roman" w:hAnsi="Times New Roman" w:eastAsia="新宋体" w:cs="Times New Roman" w:hint="eastAsia"/>
-          <w:sz w:val="24"/>
-          <w:szCs w:val="24"/>
-        </w:rPr>
+        <w:rPr/>
       </w:pPr>
       <w:r>
         <w:rPr>
@@ -29631,11 +29452,7 @@
         <w:pStyle w:val="Normal"/>
         <w:spacing w:lineRule="auto" w:line="360"/>
         <w:ind w:hangingChars="130" w:startChars="0" w:start="0" w:endChars="0" w:end="0"/>
-        <w:rPr>
-          <w:rFonts w:ascii="Times New Roman" w:hAnsi="Times New Roman" w:eastAsia="新宋体" w:cs="Times New Roman" w:hint="eastAsia"/>
-          <w:sz w:val="24"/>
-          <w:szCs w:val="24"/>
-        </w:rPr>
+        <w:rPr/>
       </w:pPr>
       <w:r>
         <w:rPr>
@@ -29700,11 +29517,7 @@
         <w:pStyle w:val="Normal"/>
         <w:spacing w:lineRule="auto" w:line="360"/>
         <w:ind w:hangingChars="130" w:startChars="0" w:start="0" w:endChars="0" w:end="0"/>
-        <w:rPr>
-          <w:rFonts w:ascii="Times New Roman" w:hAnsi="Times New Roman" w:eastAsia="新宋体" w:cs="Times New Roman" w:hint="eastAsia"/>
-          <w:sz w:val="24"/>
-          <w:szCs w:val="24"/>
-        </w:rPr>
+        <w:rPr/>
       </w:pPr>
       <w:r>
         <w:rPr>
@@ -29784,11 +29597,7 @@
         <w:pStyle w:val="Normal"/>
         <w:spacing w:lineRule="auto" w:line="360"/>
         <w:ind w:hangingChars="130" w:startChars="0" w:start="0" w:endChars="0" w:end="0"/>
-        <w:rPr>
-          <w:rFonts w:ascii="Times New Roman" w:hAnsi="Times New Roman" w:eastAsia="新宋体" w:cs="Times New Roman" w:hint="eastAsia"/>
-          <w:sz w:val="24"/>
-          <w:szCs w:val="24"/>
-        </w:rPr>
+        <w:rPr/>
       </w:pPr>
       <w:r>
         <w:rPr>
@@ -29981,11 +29790,7 @@
         <w:pStyle w:val="Normal"/>
         <w:spacing w:lineRule="auto" w:line="360"/>
         <w:ind w:hangingChars="130" w:startChars="0" w:start="0" w:endChars="0" w:end="0"/>
-        <w:rPr>
-          <w:rFonts w:ascii="Times New Roman" w:hAnsi="Times New Roman" w:eastAsia="新宋体" w:cs="Times New Roman" w:hint="eastAsia"/>
-          <w:sz w:val="24"/>
-          <w:szCs w:val="24"/>
-        </w:rPr>
+        <w:rPr/>
       </w:pPr>
       <w:r>
         <w:rPr>
@@ -30541,11 +30346,7 @@
         <w:pStyle w:val="Normal"/>
         <w:spacing w:lineRule="auto" w:line="360"/>
         <w:ind w:hangingChars="130" w:startChars="0" w:start="0" w:endChars="0" w:end="0"/>
-        <w:rPr>
-          <w:rFonts w:ascii="Times New Roman" w:hAnsi="Times New Roman" w:eastAsia="新宋体" w:cs="Times New Roman" w:hint="eastAsia"/>
-          <w:sz w:val="24"/>
-          <w:szCs w:val="24"/>
-        </w:rPr>
+        <w:rPr/>
       </w:pPr>
       <w:r>
         <w:rPr>
@@ -32865,11 +32666,7 @@
         <w:pStyle w:val="Normal"/>
         <w:spacing w:lineRule="auto" w:line="360"/>
         <w:ind w:hangingChars="130" w:startChars="0" w:start="0" w:endChars="0" w:end="0"/>
-        <w:rPr>
-          <w:rFonts w:ascii="Times New Roman" w:hAnsi="Times New Roman" w:eastAsia="新宋体" w:cs="Times New Roman" w:hint="eastAsia"/>
-          <w:sz w:val="24"/>
-          <w:szCs w:val="24"/>
-        </w:rPr>
+        <w:rPr/>
       </w:pPr>
       <w:r>
         <w:rPr>
@@ -33297,11 +33094,7 @@
         <w:pStyle w:val="Normal"/>
         <w:spacing w:lineRule="auto" w:line="360"/>
         <w:ind w:hangingChars="130" w:startChars="0" w:start="0" w:endChars="0" w:end="0"/>
-        <w:rPr>
-          <w:rFonts w:ascii="Times New Roman" w:hAnsi="Times New Roman" w:eastAsia="新宋体" w:cs="Times New Roman" w:hint="eastAsia"/>
-          <w:sz w:val="24"/>
-          <w:szCs w:val="24"/>
-        </w:rPr>
+        <w:rPr/>
       </w:pPr>
       <w:r>
         <w:rPr>
@@ -37158,11 +36951,7 @@
         <w:pStyle w:val="Normal"/>
         <w:spacing w:lineRule="auto" w:line="360"/>
         <w:ind w:hangingChars="130" w:startChars="0" w:start="0" w:endChars="0" w:end="0"/>
-        <w:rPr>
-          <w:rFonts w:ascii="Times New Roman" w:hAnsi="Times New Roman" w:eastAsia="新宋体" w:cs="Times New Roman" w:hint="eastAsia"/>
-          <w:sz w:val="24"/>
-          <w:szCs w:val="24"/>
-        </w:rPr>
+        <w:rPr/>
       </w:pPr>
       <w:r>
         <w:rPr>
@@ -38079,11 +37868,7 @@
         <w:pStyle w:val="Normal"/>
         <w:spacing w:lineRule="auto" w:line="360"/>
         <w:ind w:hangingChars="130" w:startChars="0" w:start="0" w:endChars="0" w:end="0"/>
-        <w:rPr>
-          <w:rFonts w:ascii="Times New Roman" w:hAnsi="Times New Roman" w:eastAsia="新宋体" w:cs="Times New Roman" w:hint="eastAsia"/>
-          <w:sz w:val="24"/>
-          <w:szCs w:val="24"/>
-        </w:rPr>
+        <w:rPr/>
       </w:pPr>
       <w:r>
         <w:rPr>
@@ -44670,11 +44455,7 @@
         <w:pStyle w:val="Normal"/>
         <w:spacing w:lineRule="auto" w:line="360"/>
         <w:ind w:hangingChars="130" w:startChars="0" w:start="0" w:endChars="0" w:end="0"/>
-        <w:rPr>
-          <w:rFonts w:ascii="Times New Roman" w:hAnsi="Times New Roman" w:eastAsia="新宋体" w:cs="Times New Roman" w:hint="eastAsia"/>
-          <w:sz w:val="24"/>
-          <w:szCs w:val="24"/>
-        </w:rPr>
+        <w:rPr/>
       </w:pPr>
       <w:r>
         <w:rPr>
@@ -44728,11 +44509,7 @@
         <w:pStyle w:val="Normal"/>
         <w:spacing w:lineRule="auto" w:line="360"/>
         <w:ind w:hangingChars="130" w:startChars="0" w:start="0" w:endChars="0" w:end="0"/>
-        <w:rPr>
-          <w:rFonts w:ascii="Times New Roman" w:hAnsi="Times New Roman" w:eastAsia="新宋体" w:cs="Times New Roman" w:hint="eastAsia"/>
-          <w:sz w:val="24"/>
-          <w:szCs w:val="24"/>
-        </w:rPr>
+        <w:rPr/>
       </w:pPr>
       <w:r>
         <w:rPr>
@@ -44786,7 +44563,9 @@
         <w:pStyle w:val="Normal"/>
         <w:spacing w:lineRule="auto" w:line="360"/>
         <w:ind w:hangingChars="130" w:startChars="0" w:start="0" w:endChars="0" w:end="0"/>
-        <w:rPr/>
+        <w:rPr>
+          <w:rFonts w:eastAsia="新宋体" w:hint="eastAsia"/>
+        </w:rPr>
       </w:pPr>
       <w:r>
         <w:rPr>
@@ -44909,7 +44688,7 @@
         <w:sz w:val="24"/>
         <w:szCs w:val="24"/>
       </w:rPr>
-      <w:t>22</w:t>
+      <w:t>38</w:t>
     </w:r>
     <w:r>
       <w:rPr>
@@ -44961,7 +44740,7 @@
         <w:sz w:val="24"/>
         <w:szCs w:val="24"/>
       </w:rPr>
-      <w:t>22</w:t>
+      <w:t>38</w:t>
     </w:r>
     <w:r>
       <w:rPr>
@@ -45016,7 +44795,7 @@
   <w:docDefaults>
     <w:rPrDefault>
       <w:rPr>
-        <w:rFonts w:ascii="Liberation Serif" w:hAnsi="Liberation Serif" w:eastAsia="Linux Libertine G" w:cs="Noto Sans"/>
+        <w:rFonts w:ascii="Liberation Serif" w:hAnsi="Liberation Serif" w:eastAsia="华文宋体" w:cs="Arial Unicode MS"/>
         <w:sz w:val="24"/>
         <w:szCs w:val="24"/>
         <w:lang w:val="en-US" w:eastAsia="zh-CN" w:bidi="hi-IN"/>
@@ -45112,7 +44891,7 @@
       <w:spacing w:before="240" w:after="120"/>
     </w:pPr>
     <w:rPr>
-      <w:rFonts w:ascii="Liberation Sans" w:hAnsi="Liberation Sans" w:eastAsia="Linux Libertine G" w:cs="Noto Sans"/>
+      <w:rFonts w:ascii="Liberation Sans" w:hAnsi="Liberation Sans" w:eastAsia="Arial Unicode MS" w:cs="Arial Unicode MS"/>
       <w:sz w:val="28"/>
       <w:szCs w:val="28"/>
     </w:rPr>
@@ -45130,7 +44909,7 @@
     <w:basedOn w:val="BodyText"/>
     <w:pPr/>
     <w:rPr>
-      <w:rFonts w:cs="Noto Sans"/>
+      <w:rFonts w:cs="Arial Unicode MS"/>
     </w:rPr>
   </w:style>
   <w:style w:type="paragraph" w:styleId="Caption">
@@ -45142,7 +44921,7 @@
       <w:spacing w:before="120" w:after="120"/>
     </w:pPr>
     <w:rPr>
-      <w:rFonts w:cs="Noto Sans"/>
+      <w:rFonts w:cs="Arial Unicode MS"/>
       <w:i/>
       <w:iCs/>
       <w:sz w:val="24"/>
@@ -45157,7 +44936,7 @@
       <w:suppressLineNumbers/>
     </w:pPr>
     <w:rPr>
-      <w:rFonts w:cs="Noto Sans"/>
+      <w:rFonts w:cs="Arial Unicode MS"/>
     </w:rPr>
   </w:style>
   <w:style w:type="paragraph" w:styleId="HeaderandFooter">
